--- a/dist/HO_SO_NOP/01_LUAN_AN/chuong_2_tong_quan_tai_lieu.docx
+++ b/dist/HO_SO_NOP/01_LUAN_AN/chuong_2_tong_quan_tai_lieu.docx
@@ -2,7 +2,7 @@
 <file path=word/document.xml><?xml version="1.0" encoding="utf-8"?>
 <w:document xmlns:w="http://schemas.openxmlformats.org/wordprocessingml/2006/main" xmlns:m="http://schemas.openxmlformats.org/officeDocument/2006/math" xmlns:r="http://schemas.openxmlformats.org/officeDocument/2006/relationships" xmlns:o="urn:schemas-microsoft-com:office:office" xmlns:v="urn:schemas-microsoft-com:vml" xmlns:w10="urn:schemas-microsoft-com:office:word" xmlns:a="http://schemas.openxmlformats.org/drawingml/2006/main" xmlns:pic="http://schemas.openxmlformats.org/drawingml/2006/picture" xmlns:wp="http://schemas.openxmlformats.org/drawingml/2006/wordprocessingDrawing">
   <w:body>
-    <w:bookmarkStart w:id="47" w:name="chương-2-tổng-quan-tài-liệu"/>
+    <w:bookmarkStart w:id="50" w:name="chương-2-tổng-quan-tài-liệu"/>
     <w:p>
       <w:pPr>
         <w:pStyle w:val="Heading1"/>
@@ -1930,7 +1930,7 @@
     </w:p>
     <w:bookmarkEnd w:id="39"/>
     <w:bookmarkEnd w:id="40"/>
-    <w:bookmarkStart w:id="45" w:name="X571aebe6b94c63b04e26a653f6b78348d98b3f9"/>
+    <w:bookmarkStart w:id="48" w:name="X571aebe6b94c63b04e26a653f6b78348d98b3f9"/>
     <w:p>
       <w:pPr>
         <w:pStyle w:val="Heading2"/>
@@ -1989,7 +1989,7 @@
       </w:r>
     </w:p>
     <w:bookmarkEnd w:id="41"/>
-    <w:bookmarkStart w:id="42" w:name="mô-hình-khái-niệm"/>
+    <w:bookmarkStart w:id="45" w:name="mô-hình-khái-niệm"/>
     <w:p>
       <w:pPr>
         <w:pStyle w:val="Heading3"/>
@@ -2038,8 +2038,105 @@
         <w:t xml:space="preserve">Bên cạnh các cơ chế điều tiết, mô hình còn có một yếu tố động thái quan trọng: hình dạng phi tuyến của quan hệ I-P, cụ thể là điểm uốn của đường chữ U ngược, không cố định theo thời gian. Nó có thể dịch chuyển khi bối cảnh thể chế và năng lực doanh nghiệp thay đổi theo chiều dọc, biểu hiện rõ nhất ở các nền kinh tế chuyển đổi nhanh.</w:t>
       </w:r>
     </w:p>
-    <w:bookmarkEnd w:id="42"/>
-    <w:bookmarkStart w:id="43" w:name="hệ-giả-thuyết-h1-h6"/>
+    <w:p>
+      <w:pPr>
+        <w:pStyle w:val="CaptionedFigure"/>
+      </w:pPr>
+      <w:r>
+        <w:drawing>
+          <wp:inline>
+            <wp:extent cx="5753100" cy="3860884"/>
+            <wp:effectExtent b="0" l="0" r="0" t="0"/>
+            <wp:docPr descr="Hình 2.1: Mô hình khái niệm thống nhất — CDCM" title="" id="43" name="Picture"/>
+            <a:graphic>
+              <a:graphicData uri="http://schemas.openxmlformats.org/drawingml/2006/picture">
+                <pic:pic>
+                  <pic:nvPicPr>
+                    <pic:cNvPr descr="figures/figure_conceptual_model_unified.png" id="44" name="Picture"/>
+                    <pic:cNvPicPr>
+                      <a:picLocks noChangeArrowheads="1" noChangeAspect="1"/>
+                    </pic:cNvPicPr>
+                  </pic:nvPicPr>
+                  <pic:blipFill>
+                    <a:blip r:embed="rId42"/>
+                    <a:stretch>
+                      <a:fillRect/>
+                    </a:stretch>
+                  </pic:blipFill>
+                  <pic:spPr bwMode="auto">
+                    <a:xfrm>
+                      <a:off x="0" y="0"/>
+                      <a:ext cx="5753100" cy="3860884"/>
+                    </a:xfrm>
+                    <a:prstGeom prst="rect">
+                      <a:avLst/>
+                    </a:prstGeom>
+                    <a:noFill/>
+                    <a:ln w="9525">
+                      <a:noFill/>
+                      <a:headEnd/>
+                      <a:tailEnd/>
+                    </a:ln>
+                  </pic:spPr>
+                </pic:pic>
+              </a:graphicData>
+            </a:graphic>
+          </wp:inline>
+        </w:drawing>
+      </w:r>
+    </w:p>
+    <w:p>
+      <w:pPr>
+        <w:pStyle w:val="ImageCaption"/>
+      </w:pPr>
+      <w:r>
+        <w:t xml:space="preserve">Hình 2.1: Mô hình khái niệm thống nhất — CDCM</w:t>
+      </w:r>
+    </w:p>
+    <w:p>
+      <w:pPr>
+        <w:pStyle w:val="BodyText"/>
+      </w:pPr>
+      <w:r>
+        <w:rPr>
+          <w:iCs/>
+          <w:i/>
+        </w:rPr>
+        <w:t xml:space="preserve">Hình 2.1.</w:t>
+      </w:r>
+      <w:r>
+        <w:t xml:space="preserve"> </w:t>
+      </w:r>
+      <w:r>
+        <w:t xml:space="preserve">Mô hình khái niệm thống nhất — Quốc tế hóa và Hiệu quả doanh nghiệp (CDCM: Context-Contingent Digital-and-Capability Model). Hình chữ nhật biểu thị biến quan sát được; hình ellipse biểu thị cấu trúc tiềm ẩn (TCI, ICRV, DAI). H1a (+) và H1b (−) xác định quan hệ phi tuyến chữ U ngược (điểm uốn ≈ 36%; điều kiện biên H1b: SIDS/FIP âm đơn điệu). H2 năng lực công nghệ TCI nâng mặt bằng hiệu quả (level-shift). H3 DAI tái định hình đường cong phụ thuộc bối cảnh. H5 ICRV chi phối độ cong/biên độ trong môi trường thể chế yếu. Mũi tên hai chiều đứt nét biểu thị thay thế số–thể chế (DAI×ICRV,</w:t>
+      </w:r>
+      <w:r>
+        <w:t xml:space="preserve"> </w:t>
+      </w:r>
+      <m:oMath>
+        <m:r>
+          <m:t>p</m:t>
+        </m:r>
+      </m:oMath>
+      <w:r>
+        <w:t xml:space="preserve"> </w:t>
+      </w:r>
+      <w:r>
+        <w:t xml:space="preserve">= ,049). Kiểm soát Bậc trên (H4) đặc điểm nhà quản trị đưa vào như biến kiểm soát quản trị nội sinh.</w:t>
+      </w:r>
+      <w:r>
+        <w:t xml:space="preserve"> </w:t>
+      </w:r>
+      <w:r>
+        <w:rPr>
+          <w:iCs/>
+          <w:i/>
+        </w:rPr>
+        <w:t xml:space="preserve">Nguồn: tác giả tự xây dựng.</w:t>
+      </w:r>
+    </w:p>
+    <w:bookmarkEnd w:id="45"/>
+    <w:bookmarkStart w:id="46" w:name="hệ-giả-thuyết-h1-h6"/>
     <w:p>
       <w:pPr>
         <w:pStyle w:val="Heading3"/>
@@ -2703,8 +2800,8 @@
         </w:tc>
       </w:tr>
     </w:tbl>
-    <w:bookmarkEnd w:id="43"/>
-    <w:bookmarkStart w:id="44" w:name="X0a81e8b3240aff50264466ceb20bd9b6162dbaf"/>
+    <w:bookmarkEnd w:id="46"/>
+    <w:bookmarkStart w:id="47" w:name="X0a81e8b3240aff50264466ceb20bd9b6162dbaf"/>
     <w:p>
       <w:pPr>
         <w:pStyle w:val="Heading3"/>
@@ -2728,9 +2825,9 @@
         </w:pict>
       </w:r>
     </w:p>
-    <w:bookmarkEnd w:id="44"/>
-    <w:bookmarkEnd w:id="45"/>
-    <w:bookmarkStart w:id="46" w:name="tóm-tắt-chương"/>
+    <w:bookmarkEnd w:id="47"/>
+    <w:bookmarkEnd w:id="48"/>
+    <w:bookmarkStart w:id="49" w:name="tóm-tắt-chương"/>
     <w:p>
       <w:pPr>
         <w:pStyle w:val="Heading2"/>
@@ -2771,8 +2868,8 @@
         <w:t xml:space="preserve">Từ đó, ba khoảng trống được xác định: thiếu khung tích hợp đa tầng, sự đồng nhất thiếu hợp lý giữa TCI và DAI, và thiếu bằng chứng liên quốc gia quy mô lớn có cấu trúc cho châu Á. Để lấp ba khoảng trống này, luận án đề xuất khung CDCM và phát triển sáu giả thuyết H1-H6 cùng điều kiện biên H1b, bao phủ tính phi tuyến cơ bản, vai trò của TCI và DAI, vai trò của đặc điểm nhà quản trị, vai trò của thể chế ICRV, và sự dị biệt theo thời gian. Chương 3 sẽ trình bày thiết kế phương pháp và chiến lược kiểm định hệ giả thuyết này.</w:t>
       </w:r>
     </w:p>
-    <w:bookmarkEnd w:id="46"/>
-    <w:bookmarkEnd w:id="47"/>
+    <w:bookmarkEnd w:id="49"/>
+    <w:bookmarkEnd w:id="50"/>
     <w:sectPr>
       <w:pgSz w:h="16838" w:w="11906"/>
       <w:pgMar w:bottom="1134" w:left="1701" w:right="1134" w:top="1134"/>

--- a/dist/HO_SO_NOP/01_LUAN_AN/chuong_2_tong_quan_tai_lieu.docx
+++ b/dist/HO_SO_NOP/01_LUAN_AN/chuong_2_tong_quan_tai_lieu.docx
@@ -1845,7 +1845,7 @@
         <w:pStyle w:val="BodyText"/>
       </w:pPr>
       <w:r>
-        <w:t xml:space="preserve">Tổng kết bằng chứng tổng hợp gợi ra ba kết luận. Tác động trung bình I-P là dương nhưng khiêm tốn, vào khoảng r = 0,04-0,07; mức dị biệt giữa các nghiên cứu thì cực kỳ cao; và các yếu tố điều tiết bối cảnh, nhất là thể chế quốc gia, năng lực doanh nghiệp và đặc điểm ngành, mới là nguồn giải thích chính cho sự khác biệt. Luận án mở rộng dòng nghiên cứu này qua Nghiên cứu phân tích tổng hợp, một phân tích tổng hợp ba tầng theo giao thức PRISMA 2020 với k = 238 nghiên cứu và K = 288 mức độ ảnh hưởng từ 49 nền kinh tế trên toàn cầu (đa số thuộc châu Á – Thái Bình Dương). phân tích tổng hợp ước lượng tác động tổng hợp r = 0,074 (khoảng tin cậy 95%: 0,060; 0,088), với I² = 62,4%, tái lập và mở rộng mức cơ sở trước đó (r = 0,07, k = 113). Kiểm định khác biệt giữa các chế độ ICRV có ý nghĩa thống kê trên toàn mẫu (Q_M = 17,35, df = 4, p = 0,002) nhưng</w:t>
+        <w:t xml:space="preserve">Tổng kết bằng chứng tổng hợp gợi ra ba kết luận. Tác động trung bình I-P là dương nhưng khiêm tốn, vào khoảng r = 0,04-0,07; mức dị biệt giữa các nghiên cứu thì cực kỳ cao; và các yếu tố điều tiết bối cảnh, nhất là thể chế quốc gia, năng lực doanh nghiệp và đặc điểm ngành, mới là nguồn giải thích chính cho sự khác biệt. Luận án mở rộng dòng nghiên cứu này qua Nghiên cứu phân tích tổng hợp, một phân tích tổng hợp ba tầng theo giao thức PRISMA 2020 với k = 238 nghiên cứu và K = 288 mức độ ảnh hưởng từ 49 nền kinh tế trên toàn cầu (đa số thuộc châu Á – Thái Bình Dương). phân tích tổng hợp ước lượng tác động tổng hợp r = 0,074 (khoảng tin cậy 95%: 0,060; 0,088), với I² = 87,8%, tái lập và mở rộng mức cơ sở trước đó (r = 0,07, k = 113). Kiểm định khác biệt giữa các chế độ ICRV có ý nghĩa thống kê trên toàn mẫu (Q_M = 17,35, df = 4, p = 0,002) nhưng</w:t>
       </w:r>
       <w:r>
         <w:t xml:space="preserve"> </w:t>

--- a/dist/HO_SO_NOP/01_LUAN_AN/chuong_2_tong_quan_tai_lieu.docx
+++ b/dist/HO_SO_NOP/01_LUAN_AN/chuong_2_tong_quan_tai_lieu.docx
@@ -1858,7 +1858,7 @@
         <w:t xml:space="preserve">không bền vững</w:t>
       </w:r>
       <w:r>
-        <w:t xml:space="preserve">: kiểm định nhạy cảm bỏ ô Frontier (k = 3) đưa omnibus về không có ý nghĩa (Q_M = 1,49, p = 0,68), cho thấy ở cấp văn liệu điều tiết thể chế trực tiếp (chủ hiệu ứng phân nhóm) là yếu. Tính ngữ cảnh thể chế của quan hệ I-P do đó được luận án kiểm định mạnh hơn ở cấp doanh nghiệp qua tương tác có điều kiện (Chương 4), nơi vai trò điều tiết của chế độ thể chế bộc lộ robust. phân tích tổng hợp cũng phát hiện thiên lệch xuất bản đáng kể: phương pháp trim-and-fill bổ khuyết 58 nghiên cứu còn thiếu, kéo tác động tổng hợp điều chỉnh xuống r = 0,035, vẫn dương nhưng bị suy giảm. Kết quả này vừa xác nhận tác động dương nhỏ và bền vững, vừa nhấn mạnh rằng giá trị thực sự của nghiên cứu I-P nằm ở việc giải thích dị biệt, chứ không phải ở việc đo lại hiệu ứng trung bình.</w:t>
+        <w:t xml:space="preserve">: kiểm định nhạy cảm bỏ ô Frontier (k = 3) đưa omnibus về không có ý nghĩa (Q_M = 1,49, p = 0,68), cho thấy ở cấp văn liệu điều tiết thể chế trực tiếp (chủ hiệu ứng phân nhóm) là yếu. Tính ngữ cảnh thể chế của quan hệ I-P do đó được luận án kiểm định mạnh hơn ở cấp doanh nghiệp qua tương tác có điều kiện (Chương 4), nơi vai trò điều tiết của chế độ thể chế bộc lộ vững chắc. phân tích tổng hợp cũng phát hiện thiên lệch xuất bản đáng kể: phương pháp trim-and-fill bổ khuyết 58 nghiên cứu còn thiếu, kéo tác động tổng hợp điều chỉnh xuống r = 0,035, vẫn dương nhưng bị suy giảm. Kết quả này vừa xác nhận tác động dương nhỏ và bền vững, vừa nhấn mạnh rằng giá trị thực sự của nghiên cứu I-P nằm ở việc giải thích dị biệt, chứ không phải ở việc đo lại hiệu ứng trung bình.</w:t>
       </w:r>
     </w:p>
     <w:bookmarkEnd w:id="37"/>
